--- a/附件二_委任書範本.docx
+++ b/附件二_委任書範本.docx
@@ -12,6 +12,7 @@
           <w:rFonts w:ascii="Microsoft JhengHei" w:cs="Microsoft JhengHei" w:eastAsia="Microsoft JhengHei" w:hAnsi="Microsoft JhengHei"/>
           <w:sz w:val="21"/>
           <w:szCs w:val="21"/>
+          <w:highlight w:val="yellow"/>
         </w:rPr>
         <w:t xml:space="preserve">☐ 並有</w:t>
       </w:r>
@@ -26,6 +27,7 @@
           <w:rFonts w:ascii="Microsoft JhengHei" w:cs="Microsoft JhengHei" w:eastAsia="Microsoft JhengHei" w:hAnsi="Microsoft JhengHei"/>
           <w:sz w:val="21"/>
           <w:szCs w:val="21"/>
+          <w:highlight w:val="yellow"/>
         </w:rPr>
         <w:t xml:space="preserve">☐ 但無</w:t>
       </w:r>
@@ -389,6 +391,7 @@
               <w:bottom w:val="single" w:color="666666" w:sz="4"/>
               <w:right w:val="single" w:color="666666" w:sz="4"/>
             </w:tcBorders>
+            <w:shd w:val="clear" w:fill="FFFF00"/>
             <w:tcMar>
               <w:top w:type="dxa" w:w="60"/>
               <w:left w:type="dxa" w:w="90"/>
@@ -426,6 +429,7 @@
               <w:bottom w:val="single" w:color="666666" w:sz="4"/>
               <w:right w:val="single" w:color="666666" w:sz="4"/>
             </w:tcBorders>
+            <w:shd w:val="clear" w:fill="FFFF00"/>
             <w:tcMar>
               <w:top w:type="dxa" w:w="60"/>
               <w:left w:type="dxa" w:w="90"/>
@@ -463,6 +467,7 @@
               <w:bottom w:val="single" w:color="666666" w:sz="4"/>
               <w:right w:val="single" w:color="666666" w:sz="4"/>
             </w:tcBorders>
+            <w:shd w:val="clear" w:fill="FFFF00"/>
             <w:tcMar>
               <w:top w:type="dxa" w:w="60"/>
               <w:left w:type="dxa" w:w="90"/>
@@ -500,6 +505,7 @@
               <w:bottom w:val="single" w:color="666666" w:sz="4"/>
               <w:right w:val="single" w:color="666666" w:sz="4"/>
             </w:tcBorders>
+            <w:shd w:val="clear" w:fill="FFFF00"/>
             <w:tcMar>
               <w:top w:type="dxa" w:w="60"/>
               <w:left w:type="dxa" w:w="90"/>
@@ -537,6 +543,7 @@
               <w:bottom w:val="single" w:color="666666" w:sz="4"/>
               <w:right w:val="single" w:color="666666" w:sz="4"/>
             </w:tcBorders>
+            <w:shd w:val="clear" w:fill="FFFF00"/>
             <w:tcMar>
               <w:top w:type="dxa" w:w="60"/>
               <w:left w:type="dxa" w:w="90"/>
@@ -574,6 +581,7 @@
               <w:bottom w:val="single" w:color="666666" w:sz="4"/>
               <w:right w:val="single" w:color="666666" w:sz="4"/>
             </w:tcBorders>
+            <w:shd w:val="clear" w:fill="FFFF00"/>
             <w:tcMar>
               <w:top w:type="dxa" w:w="60"/>
               <w:left w:type="dxa" w:w="90"/>
@@ -655,6 +663,7 @@
               <w:bottom w:val="single" w:color="666666" w:sz="4"/>
               <w:right w:val="single" w:color="666666" w:sz="4"/>
             </w:tcBorders>
+            <w:shd w:val="clear" w:fill="FFFF00"/>
             <w:tcMar>
               <w:top w:type="dxa" w:w="60"/>
               <w:left w:type="dxa" w:w="90"/>
@@ -692,6 +701,7 @@
               <w:bottom w:val="single" w:color="666666" w:sz="4"/>
               <w:right w:val="single" w:color="666666" w:sz="4"/>
             </w:tcBorders>
+            <w:shd w:val="clear" w:fill="FFFF00"/>
             <w:tcMar>
               <w:top w:type="dxa" w:w="60"/>
               <w:left w:type="dxa" w:w="90"/>
@@ -729,6 +739,7 @@
               <w:bottom w:val="single" w:color="666666" w:sz="4"/>
               <w:right w:val="single" w:color="666666" w:sz="4"/>
             </w:tcBorders>
+            <w:shd w:val="clear" w:fill="FFFF00"/>
             <w:tcMar>
               <w:top w:type="dxa" w:w="60"/>
               <w:left w:type="dxa" w:w="90"/>
@@ -766,6 +777,7 @@
               <w:bottom w:val="single" w:color="666666" w:sz="4"/>
               <w:right w:val="single" w:color="666666" w:sz="4"/>
             </w:tcBorders>
+            <w:shd w:val="clear" w:fill="FFFF00"/>
             <w:tcMar>
               <w:top w:type="dxa" w:w="60"/>
               <w:left w:type="dxa" w:w="90"/>
@@ -803,6 +815,7 @@
               <w:bottom w:val="single" w:color="666666" w:sz="4"/>
               <w:right w:val="single" w:color="666666" w:sz="4"/>
             </w:tcBorders>
+            <w:shd w:val="clear" w:fill="FFFF00"/>
             <w:tcMar>
               <w:top w:type="dxa" w:w="60"/>
               <w:left w:type="dxa" w:w="90"/>
@@ -840,6 +853,7 @@
               <w:bottom w:val="single" w:color="666666" w:sz="4"/>
               <w:right w:val="single" w:color="666666" w:sz="4"/>
             </w:tcBorders>
+            <w:shd w:val="clear" w:fill="FFFF00"/>
             <w:tcMar>
               <w:top w:type="dxa" w:w="60"/>
               <w:left w:type="dxa" w:w="90"/>
@@ -879,7 +893,41 @@
           <w:sz w:val="22"/>
           <w:szCs w:val="22"/>
         </w:rPr>
-        <w:t xml:space="preserve">茲委任 ＿＿＿＿＿＿＿＿＿＿ 為代理人，受委任人就本人與 ＿＿＿＿＿＿＿＿＿＿ 間職場霸凌案件，有為一切申訴行為之代理權限，</w:t>
+        <w:t xml:space="preserve">茲委任 </w:t>
+      </w:r>
+      <w:r>
+        <w:rPr>
+          <w:rFonts w:ascii="Microsoft JhengHei" w:cs="Microsoft JhengHei" w:eastAsia="Microsoft JhengHei" w:hAnsi="Microsoft JhengHei"/>
+          <w:sz w:val="22"/>
+          <w:szCs w:val="22"/>
+          <w:highlight w:val="yellow"/>
+        </w:rPr>
+        <w:t xml:space="preserve">＿＿＿＿＿＿＿＿＿＿</w:t>
+      </w:r>
+      <w:r>
+        <w:rPr>
+          <w:rFonts w:ascii="Microsoft JhengHei" w:cs="Microsoft JhengHei" w:eastAsia="Microsoft JhengHei" w:hAnsi="Microsoft JhengHei"/>
+          <w:sz w:val="22"/>
+          <w:szCs w:val="22"/>
+        </w:rPr>
+        <w:t xml:space="preserve"> 為代理人，受委任人就本人與 </w:t>
+      </w:r>
+      <w:r>
+        <w:rPr>
+          <w:rFonts w:ascii="Microsoft JhengHei" w:cs="Microsoft JhengHei" w:eastAsia="Microsoft JhengHei" w:hAnsi="Microsoft JhengHei"/>
+          <w:sz w:val="22"/>
+          <w:szCs w:val="22"/>
+          <w:highlight w:val="yellow"/>
+        </w:rPr>
+        <w:t xml:space="preserve">＿＿＿＿＿＿＿＿＿＿</w:t>
+      </w:r>
+      <w:r>
+        <w:rPr>
+          <w:rFonts w:ascii="Microsoft JhengHei" w:cs="Microsoft JhengHei" w:eastAsia="Microsoft JhengHei" w:hAnsi="Microsoft JhengHei"/>
+          <w:sz w:val="22"/>
+          <w:szCs w:val="22"/>
+        </w:rPr>
+        <w:t xml:space="preserve"> 間職場霸凌案件，有為一切申訴行為之代理權限，</w:t>
       </w:r>
     </w:p>
     <w:p>
@@ -891,8 +939,17 @@
           <w:rFonts w:ascii="Microsoft JhengHei" w:cs="Microsoft JhengHei" w:eastAsia="Microsoft JhengHei" w:hAnsi="Microsoft JhengHei"/>
           <w:sz w:val="22"/>
           <w:szCs w:val="22"/>
-        </w:rPr>
-        <w:t xml:space="preserve">☐ 撤回申訴 之特別權限，爰依法提出本件委任書。</w:t>
+          <w:highlight w:val="yellow"/>
+        </w:rPr>
+        <w:t xml:space="preserve">☐ 撤回申訴</w:t>
+      </w:r>
+      <w:r>
+        <w:rPr>
+          <w:rFonts w:ascii="Microsoft JhengHei" w:cs="Microsoft JhengHei" w:eastAsia="Microsoft JhengHei" w:hAnsi="Microsoft JhengHei"/>
+          <w:sz w:val="22"/>
+          <w:szCs w:val="22"/>
+        </w:rPr>
+        <w:t xml:space="preserve"> 之特別權限，爰依法提出本件委任書。</w:t>
       </w:r>
     </w:p>
     <w:p>
@@ -919,8 +976,17 @@
           <w:rFonts w:ascii="Microsoft JhengHei" w:cs="Microsoft JhengHei" w:eastAsia="Microsoft JhengHei" w:hAnsi="Microsoft JhengHei"/>
           <w:sz w:val="22"/>
           <w:szCs w:val="22"/>
-        </w:rPr>
-        <w:t xml:space="preserve">＿＿＿＿＿＿＿＿＿＿＿＿＿＿（機關名稱）</w:t>
+          <w:highlight w:val="yellow"/>
+        </w:rPr>
+        <w:t xml:space="preserve">＿＿＿＿＿＿＿＿＿＿＿＿＿＿</w:t>
+      </w:r>
+      <w:r>
+        <w:rPr>
+          <w:rFonts w:ascii="Microsoft JhengHei" w:cs="Microsoft JhengHei" w:eastAsia="Microsoft JhengHei" w:hAnsi="Microsoft JhengHei"/>
+          <w:sz w:val="22"/>
+          <w:szCs w:val="22"/>
+        </w:rPr>
+        <w:t xml:space="preserve">（機關名稱）</w:t>
       </w:r>
     </w:p>
     <w:p>
@@ -938,14 +1004,8 @@
           <w:sz w:val="21"/>
           <w:szCs w:val="21"/>
         </w:rPr>
-        <w:t xml:space="preserve">申訴人：＿＿＿＿＿＿＿＿＿＿＿＿＿＿＿＿＿＿ (簽章)</w:t>
-      </w:r>
-    </w:p>
-    <w:p>
-      <w:pPr>
-        <w:spacing w:after="300"/>
-        <w:jc w:val="left"/>
-      </w:pPr>
+        <w:t xml:space="preserve">申訴人：</w:t>
+      </w:r>
       <w:r>
         <w:rPr>
           <w:rFonts w:ascii="Microsoft JhengHei" w:cs="Microsoft JhengHei" w:eastAsia="Microsoft JhengHei" w:hAnsi="Microsoft JhengHei"/>
@@ -955,8 +1015,64 @@
           <w:iCs w:val="false"/>
           <w:sz w:val="21"/>
           <w:szCs w:val="21"/>
-        </w:rPr>
-        <w:t xml:space="preserve">代理人(如無則免填)：＿＿＿＿＿＿＿＿＿＿＿＿＿＿ (簽章)</w:t>
+          <w:highlight w:val="yellow"/>
+        </w:rPr>
+        <w:t xml:space="preserve">＿＿＿＿＿＿＿＿＿＿＿＿＿＿＿＿＿＿</w:t>
+      </w:r>
+      <w:r>
+        <w:rPr>
+          <w:rFonts w:ascii="Microsoft JhengHei" w:cs="Microsoft JhengHei" w:eastAsia="Microsoft JhengHei" w:hAnsi="Microsoft JhengHei"/>
+          <w:b w:val="false"/>
+          <w:bCs w:val="false"/>
+          <w:i w:val="false"/>
+          <w:iCs w:val="false"/>
+          <w:sz w:val="21"/>
+          <w:szCs w:val="21"/>
+        </w:rPr>
+        <w:t xml:space="preserve"> (簽章)</w:t>
+      </w:r>
+    </w:p>
+    <w:p>
+      <w:pPr>
+        <w:spacing w:after="300"/>
+        <w:jc w:val="left"/>
+      </w:pPr>
+      <w:r>
+        <w:rPr>
+          <w:rFonts w:ascii="Microsoft JhengHei" w:cs="Microsoft JhengHei" w:eastAsia="Microsoft JhengHei" w:hAnsi="Microsoft JhengHei"/>
+          <w:b w:val="false"/>
+          <w:bCs w:val="false"/>
+          <w:i w:val="false"/>
+          <w:iCs w:val="false"/>
+          <w:sz w:val="21"/>
+          <w:szCs w:val="21"/>
+        </w:rPr>
+        <w:t xml:space="preserve">代理人(如無則免填)：</w:t>
+      </w:r>
+      <w:r>
+        <w:rPr>
+          <w:rFonts w:ascii="Microsoft JhengHei" w:cs="Microsoft JhengHei" w:eastAsia="Microsoft JhengHei" w:hAnsi="Microsoft JhengHei"/>
+          <w:b w:val="false"/>
+          <w:bCs w:val="false"/>
+          <w:i w:val="false"/>
+          <w:iCs w:val="false"/>
+          <w:sz w:val="21"/>
+          <w:szCs w:val="21"/>
+          <w:highlight w:val="yellow"/>
+        </w:rPr>
+        <w:t xml:space="preserve">＿＿＿＿＿＿＿＿＿＿＿＿＿＿</w:t>
+      </w:r>
+      <w:r>
+        <w:rPr>
+          <w:rFonts w:ascii="Microsoft JhengHei" w:cs="Microsoft JhengHei" w:eastAsia="Microsoft JhengHei" w:hAnsi="Microsoft JhengHei"/>
+          <w:b w:val="false"/>
+          <w:bCs w:val="false"/>
+          <w:i w:val="false"/>
+          <w:iCs w:val="false"/>
+          <w:sz w:val="21"/>
+          <w:szCs w:val="21"/>
+        </w:rPr>
+        <w:t xml:space="preserve"> (簽章)</w:t>
       </w:r>
     </w:p>
     <w:p>
